--- a/testakten/nachehelicher-unterhalt-befristung-1578b-muenster/10_beduerftigkeit_zugerechnetes_einkommen.docx
+++ b/testakten/nachehelicher-unterhalt-befristung-1578b-muenster/10_beduerftigkeit_zugerechnetes_einkommen.docx
@@ -29,7 +29,7 @@
         <w:jc w:val="left"/>
       </w:pPr>
       <w:r>
-        <w:t>Der nacheheliche Unterhaltsanspruch setzt nach § 1577 BGB Bedürftigkeit voraus. Bedürftig ist die Berechtigte nur insoweit, als sie sich nicht aus eigenen Einkünften und zumutbarer Erwerbstätigkeit selbst unterhalten kann. Nach abgeschlossener Kindererziehung trifft die Berechtigte eine gesteigerte Erwerbsobliegenheit.</w:t>
+        <w:t>Der nacheheliche Unterhaltsanspruch setzt nach Paragraf 1577 BGB Bedürftigkeit voraus. Bedürftig ist die Berechtigte nur insoweit, als sie sich nicht aus eigenen Einkünften und zumutbarer Erwerbstätigkeit selbst unterhalten kann. Nach abgeschlossener Kindererziehung trifft die Berechtigte eine gesteigerte Erwerbsobliegenheit.</w:t>
       </w:r>
     </w:p>
     <w:p>
